--- a/backend/fakes/files/polozhenie_suot.docx
+++ b/backend/fakes/files/polozhenie_suot.docx
@@ -39,6 +39,19 @@
     <w:p>
       <w:r>
         <w:t>2.2. О каждом несчастном случае работник немедленно сообщает непосредственному руководителю.</w:t>
+      </w:r>
+    </w:p>
+    <w:p>
+      <w:pPr>
+        <w:pStyle w:val="Heading1"/>
+      </w:pPr>
+      <w:r>
+        <w:t>3. Обучение и проверка знаний</w:t>
+      </w:r>
+    </w:p>
+    <w:p>
+      <w:r>
+        <w:t>3.1. Обучение и проверка знаний по охране труда при работе на высоте для работников 1 и 2 групп по безопасности проводятся не реже одного раза в год.</w:t>
       </w:r>
     </w:p>
     <w:sectPr>
